--- a/doc/Манцевич Приложение Б.docx
+++ b/doc/Манцевич Приложение Б.docx
@@ -468,6 +468,50 @@
         <w:jc w:val="both"/>
         <w:rPr>
           <w:rFonts w:ascii="Times New Roman" w:hAnsi="Times New Roman" w:cs="Times New Roman"/>
+          <w:sz w:val="26"/>
+          <w:szCs w:val="26"/>
+        </w:rPr>
+      </w:pPr>
+    </w:p>
+    <w:p>
+      <w:pPr>
+        <w:spacing w:line="240" w:lineRule="auto"/>
+        <w:rPr>
+          <w:rFonts w:ascii="Times New Roman" w:hAnsi="Times New Roman" w:cs="Times New Roman"/>
+          <w:b/>
+          <w:sz w:val="26"/>
+          <w:szCs w:val="26"/>
+        </w:rPr>
+      </w:pPr>
+    </w:p>
+    <w:p>
+      <w:pPr>
+        <w:spacing w:line="240" w:lineRule="auto"/>
+        <w:rPr>
+          <w:rFonts w:ascii="Times New Roman" w:hAnsi="Times New Roman" w:cs="Times New Roman"/>
+          <w:b/>
+          <w:sz w:val="26"/>
+          <w:szCs w:val="26"/>
+        </w:rPr>
+      </w:pPr>
+    </w:p>
+    <w:p>
+      <w:pPr>
+        <w:spacing w:line="240" w:lineRule="auto"/>
+        <w:rPr>
+          <w:rFonts w:ascii="Times New Roman" w:hAnsi="Times New Roman" w:cs="Times New Roman"/>
+          <w:b/>
+          <w:sz w:val="26"/>
+          <w:szCs w:val="26"/>
+        </w:rPr>
+      </w:pPr>
+    </w:p>
+    <w:p>
+      <w:pPr>
+        <w:spacing w:line="240" w:lineRule="auto"/>
+        <w:rPr>
+          <w:rFonts w:ascii="Times New Roman" w:hAnsi="Times New Roman" w:cs="Times New Roman"/>
+          <w:b/>
           <w:sz w:val="26"/>
           <w:szCs w:val="26"/>
         </w:rPr>
@@ -482,53 +526,6 @@
           <w:sz w:val="26"/>
           <w:szCs w:val="26"/>
           <w:lang w:val="en-US"/>
-        </w:rPr>
-      </w:pPr>
-    </w:p>
-    <w:p>
-      <w:pPr>
-        <w:spacing w:line="240" w:lineRule="auto"/>
-        <w:rPr>
-          <w:rFonts w:ascii="Times New Roman" w:hAnsi="Times New Roman" w:cs="Times New Roman"/>
-          <w:b/>
-          <w:sz w:val="26"/>
-          <w:szCs w:val="26"/>
-          <w:lang w:val="en-US"/>
-        </w:rPr>
-      </w:pPr>
-    </w:p>
-    <w:p>
-      <w:pPr>
-        <w:spacing w:line="240" w:lineRule="auto"/>
-        <w:rPr>
-          <w:rFonts w:ascii="Times New Roman" w:hAnsi="Times New Roman" w:cs="Times New Roman"/>
-          <w:b/>
-          <w:sz w:val="26"/>
-          <w:szCs w:val="26"/>
-          <w:lang w:val="en-US"/>
-        </w:rPr>
-      </w:pPr>
-    </w:p>
-    <w:p>
-      <w:pPr>
-        <w:spacing w:line="240" w:lineRule="auto"/>
-        <w:rPr>
-          <w:rFonts w:ascii="Times New Roman" w:hAnsi="Times New Roman" w:cs="Times New Roman"/>
-          <w:b/>
-          <w:sz w:val="26"/>
-          <w:szCs w:val="26"/>
-          <w:lang w:val="en-US"/>
-        </w:rPr>
-      </w:pPr>
-    </w:p>
-    <w:p>
-      <w:pPr>
-        <w:spacing w:line="240" w:lineRule="auto"/>
-        <w:rPr>
-          <w:rFonts w:ascii="Times New Roman" w:hAnsi="Times New Roman" w:cs="Times New Roman"/>
-          <w:b/>
-          <w:sz w:val="26"/>
-          <w:szCs w:val="26"/>
         </w:rPr>
       </w:pPr>
       <w:r>
@@ -8330,7 +8327,7 @@
               <w:sz w:val="26"/>
               <w:szCs w:val="26"/>
             </w:rPr>
-            <w:t>12</w:t>
+            <w:t>90</w:t>
           </w:r>
           <w:r>
             <w:rPr>

--- a/doc/Манцевич Приложение Б.docx
+++ b/doc/Манцевич Приложение Б.docx
@@ -468,50 +468,6 @@
         <w:jc w:val="both"/>
         <w:rPr>
           <w:rFonts w:ascii="Times New Roman" w:hAnsi="Times New Roman" w:cs="Times New Roman"/>
-          <w:sz w:val="26"/>
-          <w:szCs w:val="26"/>
-        </w:rPr>
-      </w:pPr>
-    </w:p>
-    <w:p>
-      <w:pPr>
-        <w:spacing w:line="240" w:lineRule="auto"/>
-        <w:rPr>
-          <w:rFonts w:ascii="Times New Roman" w:hAnsi="Times New Roman" w:cs="Times New Roman"/>
-          <w:b/>
-          <w:sz w:val="26"/>
-          <w:szCs w:val="26"/>
-        </w:rPr>
-      </w:pPr>
-    </w:p>
-    <w:p>
-      <w:pPr>
-        <w:spacing w:line="240" w:lineRule="auto"/>
-        <w:rPr>
-          <w:rFonts w:ascii="Times New Roman" w:hAnsi="Times New Roman" w:cs="Times New Roman"/>
-          <w:b/>
-          <w:sz w:val="26"/>
-          <w:szCs w:val="26"/>
-        </w:rPr>
-      </w:pPr>
-    </w:p>
-    <w:p>
-      <w:pPr>
-        <w:spacing w:line="240" w:lineRule="auto"/>
-        <w:rPr>
-          <w:rFonts w:ascii="Times New Roman" w:hAnsi="Times New Roman" w:cs="Times New Roman"/>
-          <w:b/>
-          <w:sz w:val="26"/>
-          <w:szCs w:val="26"/>
-        </w:rPr>
-      </w:pPr>
-    </w:p>
-    <w:p>
-      <w:pPr>
-        <w:spacing w:line="240" w:lineRule="auto"/>
-        <w:rPr>
-          <w:rFonts w:ascii="Times New Roman" w:hAnsi="Times New Roman" w:cs="Times New Roman"/>
-          <w:b/>
           <w:sz w:val="26"/>
           <w:szCs w:val="26"/>
         </w:rPr>
@@ -526,6 +482,53 @@
           <w:sz w:val="26"/>
           <w:szCs w:val="26"/>
           <w:lang w:val="en-US"/>
+        </w:rPr>
+      </w:pPr>
+    </w:p>
+    <w:p>
+      <w:pPr>
+        <w:spacing w:line="240" w:lineRule="auto"/>
+        <w:rPr>
+          <w:rFonts w:ascii="Times New Roman" w:hAnsi="Times New Roman" w:cs="Times New Roman"/>
+          <w:b/>
+          <w:sz w:val="26"/>
+          <w:szCs w:val="26"/>
+          <w:lang w:val="en-US"/>
+        </w:rPr>
+      </w:pPr>
+    </w:p>
+    <w:p>
+      <w:pPr>
+        <w:spacing w:line="240" w:lineRule="auto"/>
+        <w:rPr>
+          <w:rFonts w:ascii="Times New Roman" w:hAnsi="Times New Roman" w:cs="Times New Roman"/>
+          <w:b/>
+          <w:sz w:val="26"/>
+          <w:szCs w:val="26"/>
+          <w:lang w:val="en-US"/>
+        </w:rPr>
+      </w:pPr>
+    </w:p>
+    <w:p>
+      <w:pPr>
+        <w:spacing w:line="240" w:lineRule="auto"/>
+        <w:rPr>
+          <w:rFonts w:ascii="Times New Roman" w:hAnsi="Times New Roman" w:cs="Times New Roman"/>
+          <w:b/>
+          <w:sz w:val="26"/>
+          <w:szCs w:val="26"/>
+          <w:lang w:val="en-US"/>
+        </w:rPr>
+      </w:pPr>
+    </w:p>
+    <w:p>
+      <w:pPr>
+        <w:spacing w:line="240" w:lineRule="auto"/>
+        <w:rPr>
+          <w:rFonts w:ascii="Times New Roman" w:hAnsi="Times New Roman" w:cs="Times New Roman"/>
+          <w:b/>
+          <w:sz w:val="26"/>
+          <w:szCs w:val="26"/>
         </w:rPr>
       </w:pPr>
       <w:r>
@@ -8327,7 +8330,7 @@
               <w:sz w:val="26"/>
               <w:szCs w:val="26"/>
             </w:rPr>
-            <w:t>90</w:t>
+            <w:t>12</w:t>
           </w:r>
           <w:r>
             <w:rPr>
